--- a/project/documents/reportletters/DecisionAppeal.docx
+++ b/project/documents/reportletters/DecisionAppeal.docx
@@ -4,122 +4,102 @@
   <w:body>
     <w:p>
       <w:pPr>
-        <w:tabs>
-          <w:tab w:val="right" w:pos="9360"/>
-        </w:tabs>
-        <w:rPr>
-          <w:sz w:val="20"/>
-          <w:szCs w:val="20"/>
-        </w:rPr>
-      </w:pPr>
-      <w:r>
-        <w:rPr>
-          <w:b/>
-          <w:bCs/>
-          <w:sz w:val="20"/>
-          <w:szCs w:val="20"/>
-        </w:rPr>
-        <w:t>&lt;&lt;WAName&gt;&gt; &lt;&lt;WAPhone&gt;&gt; - Direct Dial</w:t>
-      </w:r>
-      <w:r>
-        <w:rPr>
-          <w:b/>
-          <w:bCs/>
-          <w:sz w:val="20"/>
-          <w:szCs w:val="20"/>
-        </w:rPr>
-        <w:tab/>
-        <w:t>&lt;&lt;paraName&gt;&gt; &lt;&lt;paraPhone&gt;&gt; - Direct Dial</w:t>
-      </w:r>
-    </w:p>
-    <w:p>
-      <w:pPr>
-        <w:tabs>
-          <w:tab w:val="right" w:pos="9360"/>
-        </w:tabs>
-      </w:pPr>
-      <w:r>
-        <w:rPr>
-          <w:b/>
-          <w:bCs/>
-          <w:sz w:val="20"/>
-          <w:szCs w:val="20"/>
-        </w:rPr>
-        <w:t>&lt;&lt;WAEmail&gt;&gt;</w:t>
-      </w:r>
-      <w:r>
-        <w:rPr>
-          <w:b/>
-          <w:bCs/>
-          <w:sz w:val="20"/>
-          <w:szCs w:val="20"/>
-        </w:rPr>
-        <w:tab/>
-        <w:t>&lt;&lt;paraEmail&gt;&gt;</w:t>
-      </w:r>
-    </w:p>
-    <w:p>
-      <w:pPr>
-        <w:rPr>
-          <w:b/>
-          <w:bCs/>
-        </w:rPr>
-      </w:pPr>
-    </w:p>
-    <w:p>
-      <w:r>
-        <w:t>&lt;&lt;currentDate&gt;&gt;</w:t>
-      </w:r>
-    </w:p>
-    <w:p/>
-    <w:p>
-      <w:pPr>
-        <w:tabs>
-          <w:tab w:val="left" w:pos="-1440"/>
-        </w:tabs>
-      </w:pPr>
-      <w:r>
-        <w:t>&lt;&lt;recipient&gt;&gt;</w:t>
-      </w:r>
-    </w:p>
-    <w:p>
-      <w:pPr>
-        <w:tabs>
-          <w:tab w:val="left" w:pos="-1440"/>
-        </w:tabs>
-      </w:pPr>
-      <w:r>
-        <w:t>&lt;&lt;corrContactTitle&gt;&gt;</w:t>
-      </w:r>
-    </w:p>
-    <w:p>
-      <w:pPr>
-        <w:tabs>
-          <w:tab w:val="left" w:pos="-1440"/>
-        </w:tabs>
-      </w:pPr>
-      <w:r>
-        <w:t>&lt;&lt;orgName&gt;&gt;</w:t>
-      </w:r>
-    </w:p>
-    <w:p>
-      <w:pPr>
-        <w:tabs>
-          <w:tab w:val="right" w:pos="9360"/>
-        </w:tabs>
-      </w:pPr>
-      <w:r>
-        <w:t>&lt;&lt;workAddr&gt;&gt;</w:t>
-      </w:r>
-    </w:p>
-    <w:p>
-      <w:pPr>
-        <w:tabs>
-          <w:tab w:val="right" w:pos="9360"/>
-        </w:tabs>
-      </w:pPr>
-      <w:r>
-        <w:t>&lt;&lt;CSZ&gt;&gt;</w:t>
+        <w:pStyle w:val="NormalWeb"/>
+        <w:spacing w:before="0" w:beforeAutospacing="0" w:after="0" w:afterAutospacing="0"/>
+      </w:pPr>
+      <w:r>
+        <w:t xml:space="preserve">Subject line: &lt;&lt;orgName&gt;&gt;: &lt;&lt;clientRefNo&gt;&gt; / SLW Ref: &lt;&lt;matterNo&gt;&gt; / </w:t>
+      </w:r>
+      <w:r>
+        <w:t>SLW</w:t>
+      </w:r>
+      <w:r>
+        <w:t xml:space="preserve"> Report Out: </w:t>
+      </w:r>
+      <w:r>
+        <w:t>Decision on Appeal</w:t>
+      </w:r>
+    </w:p>
+    <w:p>
+      <w:pPr>
+        <w:pStyle w:val="NormalWeb"/>
+        <w:spacing w:before="0" w:beforeAutospacing="0" w:after="0" w:afterAutospacing="0"/>
+      </w:pPr>
+    </w:p>
+    <w:p>
+      <w:pPr>
+        <w:pStyle w:val="NormalWeb"/>
+        <w:spacing w:before="0" w:beforeAutospacing="0" w:after="0" w:afterAutospacing="0"/>
+      </w:pPr>
+    </w:p>
+    <w:p>
+      <w:pPr>
+        <w:pStyle w:val="NormalWeb"/>
+        <w:spacing w:before="0" w:beforeAutospacing="0" w:after="0" w:afterAutospacing="0"/>
+      </w:pPr>
+    </w:p>
+    <w:p>
+      <w:pPr>
+        <w:pStyle w:val="NormalWeb"/>
+        <w:spacing w:before="0" w:beforeAutospacing="0" w:after="0" w:afterAutospacing="0"/>
+      </w:pPr>
+      <w:r>
+        <w:t>Body:</w:t>
+      </w:r>
+    </w:p>
+    <w:p>
+      <w:pPr>
+        <w:pStyle w:val="NormalWeb"/>
+        <w:spacing w:before="0" w:beforeAutospacing="0" w:after="0" w:afterAutospacing="0"/>
+      </w:pPr>
+    </w:p>
+    <w:p>
+      <w:pPr>
+        <w:pStyle w:val="NormalWeb"/>
+        <w:spacing w:before="0" w:beforeAutospacing="0" w:after="0" w:afterAutospacing="0"/>
+      </w:pPr>
+      <w:r>
+        <w:t>&lt;&lt;This.upperFirmName&gt;&gt;</w:t>
+      </w:r>
+    </w:p>
+    <w:p>
+      <w:pPr>
+        <w:pStyle w:val="NormalWeb"/>
+        <w:spacing w:before="0" w:beforeAutospacing="0" w:after="0" w:afterAutospacing="0"/>
+      </w:pPr>
+    </w:p>
+    <w:p>
+      <w:pPr>
+        <w:pStyle w:val="NormalWeb"/>
+        <w:spacing w:before="0" w:beforeAutospacing="0" w:after="0" w:afterAutospacing="0"/>
+      </w:pPr>
+      <w:r>
+        <w:t>&lt;&lt;This.WAName&gt;&gt; &lt;&lt;This.WAPhone&gt;</w:t>
+      </w:r>
+      <w:proofErr w:type="gramStart"/>
+      <w:r>
+        <w:t>&gt;  &lt;&lt;This.WAEmail</w:t>
+      </w:r>
+      <w:proofErr w:type="gramEnd"/>
+      <w:r>
+        <w:t>&gt;&gt;</w:t>
+      </w:r>
+    </w:p>
+    <w:p>
+      <w:pPr>
+        <w:pStyle w:val="NormalWeb"/>
+        <w:spacing w:before="0" w:beforeAutospacing="0" w:after="0" w:afterAutospacing="0"/>
+      </w:pPr>
+      <w:r>
+        <w:t>&lt;&lt;This.paraName&gt;&gt; &lt;&lt;This.paraPhone&gt;</w:t>
+      </w:r>
+      <w:proofErr w:type="gramStart"/>
+      <w:r>
+        <w:t>&gt;  &lt;&lt;This.paraEmail</w:t>
+      </w:r>
+      <w:proofErr w:type="gramEnd"/>
+      <w:r>
+        <w:t>&gt;&gt;</w:t>
       </w:r>
     </w:p>
     <w:p>
@@ -192,8 +172,8 @@
         </w:rPr>
         <w:tab/>
       </w:r>
-      <w:smartTag w:uri="urn:schemas-microsoft-com:office:smarttags" w:element="place">
-        <w:smartTag w:uri="urn:schemas-microsoft-com:office:smarttags" w:element="country-region">
+      <w:smartTag w:uri="urn:schemas-microsoft-com:office:smarttags" w:element="country-region">
+        <w:smartTag w:uri="urn:schemas-microsoft-com:office:smarttags" w:element="place">
           <w:r>
             <w:rPr>
               <w:noProof/>
@@ -231,41 +211,29 @@
           <w:noProof/>
         </w:rPr>
       </w:pPr>
-    </w:p>
-    <w:p>
-      <w:pPr>
-        <w:rPr>
-          <w:noProof/>
-        </w:rPr>
-      </w:pPr>
-      <w:r>
-        <w:t xml:space="preserve">Dear </w:t>
-      </w:r>
       <w:r>
         <w:rPr>
           <w:noProof/>
         </w:rPr>
         <w:t>&lt;&lt;salutation&gt;&gt;</w:t>
       </w:r>
-      <w:r>
-        <w:t>:</w:t>
-      </w:r>
-    </w:p>
-    <w:p>
-      <w:pPr>
-        <w:rPr>
-          <w:noProof/>
-        </w:rPr>
-      </w:pPr>
-    </w:p>
-    <w:p>
-      <w:pPr>
-        <w:rPr>
-          <w:noProof/>
-        </w:rPr>
-      </w:pPr>
-      <w:r>
-        <w:t xml:space="preserve">The following represents new activity on the above mentioned matter. </w:t>
+    </w:p>
+    <w:p>
+      <w:pPr>
+        <w:rPr>
+          <w:noProof/>
+        </w:rPr>
+      </w:pPr>
+      <w:r>
+        <w:t xml:space="preserve">The following represents new activity on the </w:t>
+      </w:r>
+      <w:proofErr w:type="gramStart"/>
+      <w:r>
+        <w:t>above mentioned</w:t>
+      </w:r>
+      <w:proofErr w:type="gramEnd"/>
+      <w:r>
+        <w:t xml:space="preserve"> matter. </w:t>
       </w:r>
     </w:p>
     <w:p>
@@ -547,97 +515,6 @@
         <w:t xml:space="preserve"> to discuss the appropriate response.</w:t>
       </w:r>
     </w:p>
-    <w:p/>
-    <w:p>
-      <w:pPr>
-        <w:widowControl/>
-        <w:rPr>
-          <w:noProof/>
-        </w:rPr>
-      </w:pPr>
-      <w:r>
-        <w:rPr>
-          <w:noProof/>
-        </w:rPr>
-        <w:t>Sincerely,</w:t>
-      </w:r>
-    </w:p>
-    <w:p>
-      <w:pPr>
-        <w:widowControl/>
-        <w:rPr>
-          <w:noProof/>
-        </w:rPr>
-      </w:pPr>
-    </w:p>
-    <w:p>
-      <w:pPr>
-        <w:widowControl/>
-      </w:pPr>
-    </w:p>
-    <w:p>
-      <w:pPr>
-        <w:pStyle w:val="Header"/>
-        <w:tabs>
-          <w:tab w:val="clear" w:pos="4320"/>
-          <w:tab w:val="clear" w:pos="8640"/>
-        </w:tabs>
-      </w:pPr>
-      <w:r>
-        <w:t>&lt;&lt;</w:t>
-      </w:r>
-      <w:r>
-        <w:t>cmgName</w:t>
-      </w:r>
-      <w:r>
-        <w:t>&gt;&gt;</w:t>
-      </w:r>
-    </w:p>
-    <w:p>
-      <w:pPr>
-        <w:rPr>
-          <w:noProof/>
-        </w:rPr>
-      </w:pPr>
-    </w:p>
-    <w:p>
-      <w:r>
-        <w:t>&lt;&lt;enclosures&gt;&gt;</w:t>
-      </w:r>
-    </w:p>
-    <w:p/>
-    <w:tbl>
-      <w:tblPr>
-        <w:tblW w:w="9468" w:type="dxa"/>
-        <w:tblLook w:val="01E0" w:firstRow="1" w:lastRow="1" w:firstColumn="1" w:lastColumn="1" w:noHBand="0" w:noVBand="0"/>
-      </w:tblPr>
-      <w:tblGrid>
-        <w:gridCol w:w="1548"/>
-        <w:gridCol w:w="7920"/>
-      </w:tblGrid>
-      <w:tr>
-        <w:tc>
-          <w:tcPr>
-            <w:tcW w:w="1548" w:type="dxa"/>
-          </w:tcPr>
-          <w:p>
-            <w:r>
-              <w:t>&lt;&lt;ccTag&gt;&gt;</w:t>
-            </w:r>
-          </w:p>
-        </w:tc>
-        <w:tc>
-          <w:tcPr>
-            <w:tcW w:w="7920" w:type="dxa"/>
-          </w:tcPr>
-          <w:p>
-            <w:r>
-              <w:t>&lt;&lt;ccName&gt;&gt;</w:t>
-            </w:r>
-          </w:p>
-        </w:tc>
-      </w:tr>
-    </w:tbl>
     <w:p/>
     <w:sectPr>
       <w:headerReference w:type="default" r:id="rId6"/>
@@ -725,6 +602,7 @@
     <w:lsdException w:name="Subtitle" w:qFormat="1"/>
     <w:lsdException w:name="Strong" w:qFormat="1"/>
     <w:lsdException w:name="Emphasis" w:qFormat="1"/>
+    <w:lsdException w:name="Normal (Web)" w:uiPriority="99"/>
     <w:lsdException w:name="Normal Table" w:semiHidden="1" w:unhideWhenUsed="1"/>
     <w:lsdException w:name="Table Simple 1" w:semiHidden="1" w:unhideWhenUsed="1"/>
     <w:lsdException w:name="Table Simple 2" w:semiHidden="1" w:unhideWhenUsed="1"/>
@@ -1008,7 +886,6 @@
   <w:style w:type="character" w:default="1" w:styleId="DefaultParagraphFont">
     <w:name w:val="Default Paragraph Font"/>
     <w:uiPriority w:val="1"/>
-    <w:semiHidden/>
     <w:unhideWhenUsed/>
   </w:style>
   <w:style w:type="table" w:default="1" w:styleId="TableNormal">
@@ -1099,6 +976,25 @@
     <w:rPr>
       <w:b/>
       <w:bCs/>
+    </w:rPr>
+  </w:style>
+  <w:style w:type="paragraph" w:styleId="NormalWeb">
+    <w:name w:val="Normal (Web)"/>
+    <w:basedOn w:val="Normal"/>
+    <w:uiPriority w:val="99"/>
+    <w:unhideWhenUsed/>
+    <w:rsid w:val="00435ACC"/>
+    <w:pPr>
+      <w:widowControl/>
+      <w:autoSpaceDE/>
+      <w:autoSpaceDN/>
+      <w:adjustRightInd/>
+      <w:spacing w:before="100" w:beforeAutospacing="1" w:after="100" w:afterAutospacing="1"/>
+    </w:pPr>
+    <w:rPr>
+      <w:rFonts w:ascii="Calibri" w:eastAsiaTheme="minorHAnsi" w:hAnsi="Calibri" w:cs="Calibri"/>
+      <w:sz w:val="22"/>
+      <w:szCs w:val="22"/>
     </w:rPr>
   </w:style>
 </w:styles>

--- a/project/documents/reportletters/DecisionAppeal.docx
+++ b/project/documents/reportletters/DecisionAppeal.docx
@@ -56,10 +56,9 @@
     <w:p>
       <w:pPr>
         <w:pStyle w:val="NormalWeb"/>
-        <w:spacing w:before="0" w:beforeAutospacing="0" w:after="0" w:afterAutospacing="0"/>
-      </w:pPr>
-      <w:r>
-        <w:t>&lt;&lt;This.upperFirmName&gt;&gt;</w:t>
+      </w:pPr>
+      <w:r>
+        <w:t>Schwegman Lundberg &amp; Woessner, P.A.</w:t>
       </w:r>
     </w:p>
     <w:p>
@@ -74,15 +73,7 @@
         <w:spacing w:before="0" w:beforeAutospacing="0" w:after="0" w:afterAutospacing="0"/>
       </w:pPr>
       <w:r>
-        <w:t>&lt;&lt;This.WAName&gt;&gt; &lt;&lt;This.WAPhone&gt;</w:t>
-      </w:r>
-      <w:proofErr w:type="gramStart"/>
-      <w:r>
-        <w:t>&gt;  &lt;&lt;This.WAEmail</w:t>
-      </w:r>
-      <w:proofErr w:type="gramEnd"/>
-      <w:r>
-        <w:t>&gt;&gt;</w:t>
+        <w:t>&lt;&lt;This.WAName&gt;&gt; &lt;&lt;This.WAPhone&gt;&gt;  &lt;&lt;This.WAEmail&gt;&gt;</w:t>
       </w:r>
     </w:p>
     <w:p>
@@ -91,15 +82,7 @@
         <w:spacing w:before="0" w:beforeAutospacing="0" w:after="0" w:afterAutospacing="0"/>
       </w:pPr>
       <w:r>
-        <w:t>&lt;&lt;This.paraName&gt;&gt; &lt;&lt;This.paraPhone&gt;</w:t>
-      </w:r>
-      <w:proofErr w:type="gramStart"/>
-      <w:r>
-        <w:t>&gt;  &lt;&lt;This.paraEmail</w:t>
-      </w:r>
-      <w:proofErr w:type="gramEnd"/>
-      <w:r>
-        <w:t>&gt;&gt;</w:t>
+        <w:t>&lt;&lt;This.paraName&gt;&gt; &lt;&lt;This.paraPhone&gt;&gt;  &lt;&lt;This.paraEmail&gt;&gt;</w:t>
       </w:r>
     </w:p>
     <w:p>
@@ -172,8 +155,8 @@
         </w:rPr>
         <w:tab/>
       </w:r>
-      <w:smartTag w:uri="urn:schemas-microsoft-com:office:smarttags" w:element="country-region">
-        <w:smartTag w:uri="urn:schemas-microsoft-com:office:smarttags" w:element="place">
+      <w:smartTag w:uri="urn:schemas-microsoft-com:office:smarttags" w:element="place">
+        <w:smartTag w:uri="urn:schemas-microsoft-com:office:smarttags" w:element="country-region">
           <w:r>
             <w:rPr>
               <w:noProof/>
@@ -225,15 +208,7 @@
         </w:rPr>
       </w:pPr>
       <w:r>
-        <w:t xml:space="preserve">The following represents new activity on the </w:t>
-      </w:r>
-      <w:proofErr w:type="gramStart"/>
-      <w:r>
-        <w:t>above mentioned</w:t>
-      </w:r>
-      <w:proofErr w:type="gramEnd"/>
-      <w:r>
-        <w:t xml:space="preserve"> matter. </w:t>
+        <w:t xml:space="preserve">The following represents new activity on the above mentioned matter. </w:t>
       </w:r>
     </w:p>
     <w:p>
@@ -315,7 +290,7 @@
         <w:rPr>
           <w:noProof/>
         </w:rPr>
-        <w:t>Affirmed</w:t>
+        <w:t>&lt;&lt;decTxt&gt;&gt;</w:t>
       </w:r>
     </w:p>
     <w:p>
@@ -347,147 +322,13 @@
         <w:rPr>
           <w:noProof/>
         </w:rPr>
-        <w:t xml:space="preserve">Please provide </w:t>
-      </w:r>
-      <w:r>
-        <w:rPr>
-          <w:noProof/>
-        </w:rPr>
-        <w:t xml:space="preserve">authorization and </w:t>
-      </w:r>
-      <w:r>
-        <w:rPr>
-          <w:noProof/>
-        </w:rPr>
-        <w:t xml:space="preserve">instructions by </w:t>
-      </w:r>
-      <w:r>
-        <w:rPr>
-          <w:b/>
-          <w:noProof/>
-        </w:rPr>
-        <w:t>&lt;&lt;instDate&gt;&gt;</w:t>
-      </w:r>
-      <w:r>
-        <w:rPr>
-          <w:noProof/>
-        </w:rPr>
-        <w:t xml:space="preserve"> for filing a response to the </w:t>
-      </w:r>
-      <w:r>
-        <w:rPr>
-          <w:noProof/>
-        </w:rPr>
-        <w:t>Decision on Appeal</w:t>
-      </w:r>
-      <w:r>
-        <w:rPr>
-          <w:noProof/>
-        </w:rPr>
-        <w:t>.</w:t>
-      </w:r>
-      <w:r>
-        <w:rPr>
-          <w:noProof/>
-        </w:rPr>
-        <w:t xml:space="preserve">  The </w:t>
-      </w:r>
-      <w:r>
-        <w:rPr>
-          <w:noProof/>
-        </w:rPr>
-        <w:t xml:space="preserve">final </w:t>
-      </w:r>
-      <w:r>
-        <w:rPr>
-          <w:noProof/>
-        </w:rPr>
-        <w:t xml:space="preserve">due date for response is </w:t>
-      </w:r>
-      <w:r>
-        <w:rPr>
-          <w:b/>
-          <w:noProof/>
-        </w:rPr>
-        <w:t>&lt;&lt;</w:t>
-      </w:r>
-      <w:r>
-        <w:rPr>
-          <w:b/>
-          <w:noProof/>
-        </w:rPr>
-        <w:t>RRRR</w:t>
-      </w:r>
-      <w:r>
-        <w:rPr>
-          <w:b/>
-          <w:noProof/>
-        </w:rPr>
-        <w:t>2</w:t>
-      </w:r>
-      <w:r>
-        <w:rPr>
-          <w:b/>
-          <w:noProof/>
-        </w:rPr>
-        <w:t>Mo&gt;&gt;</w:t>
-      </w:r>
-      <w:r>
-        <w:rPr>
-          <w:b/>
-          <w:noProof/>
-        </w:rPr>
-        <w:t>.</w:t>
-      </w:r>
-      <w:r>
-        <w:rPr>
-          <w:noProof/>
-        </w:rPr>
-        <w:t xml:space="preserve"> This date is NOT extendable. Failure to respond will result in abandonment of the application.</w:t>
-      </w:r>
-    </w:p>
-    <w:p>
-      <w:pPr>
-        <w:rPr>
-          <w:noProof/>
-        </w:rPr>
-      </w:pPr>
-    </w:p>
-    <w:p>
-      <w:r>
-        <w:t>OPTIONS FOR RESPONSE:</w:t>
-      </w:r>
-      <w:r>
-        <w:t xml:space="preserve"> Appeal</w:t>
-      </w:r>
-      <w:r>
-        <w:t xml:space="preserve"> the Decision to the </w:t>
-      </w:r>
-      <w:r>
-        <w:t>Court of Appeals for the Federal Circuit</w:t>
-      </w:r>
-      <w:r>
-        <w:t>; Request a Rehearing; Reopen</w:t>
-      </w:r>
-      <w:r>
-        <w:t xml:space="preserve"> prosecution by filing a Request f</w:t>
-      </w:r>
-      <w:r>
-        <w:t xml:space="preserve">or Continued Examination; </w:t>
-      </w:r>
-      <w:r>
-        <w:t>Allow the application to go abandoned</w:t>
-      </w:r>
-      <w:r>
-        <w:t>.</w:t>
-      </w:r>
-    </w:p>
-    <w:p>
-      <w:pPr>
-        <w:rPr>
-          <w:noProof/>
-        </w:rPr>
-      </w:pPr>
+        <w:t>&lt;&lt;actTxt&gt;&gt;</w:t>
+      </w:r>
+    </w:p>
+    <w:p>
+      <w:r>
+        <w:t>&lt;&lt;optionsTxt&gt;&gt;</w:t>
+      </w:r>
     </w:p>
     <w:p>
       <w:r>
@@ -500,7 +341,7 @@
         <w:rPr>
           <w:noProof/>
         </w:rPr>
-        <w:t xml:space="preserve">When you have reviewed these materials, please call </w:t>
+        <w:t>&lt;&lt;addtxt1&gt;&gt;</w:t>
       </w:r>
       <w:r>
         <w:rPr>
@@ -512,7 +353,7 @@
         <w:rPr>
           <w:noProof/>
         </w:rPr>
-        <w:t xml:space="preserve"> to discuss the appropriate response.</w:t>
+        <w:t>&lt;&lt;addtxt2&gt;&gt;</w:t>
       </w:r>
     </w:p>
     <w:p/>
